--- a/docs/normalization.docx
+++ b/docs/normalization.docx
@@ -43,32 +43,13 @@
         </w:rPr>
         <w:t xml:space="preserve"> </w:t>
       </w:r>
-      <w:proofErr w:type="gramStart"/>
-      <w:r>
-        <w:rPr>
-          <w:rFonts w:cstheme="minorHAnsi"/>
-          <w:sz w:val="22"/>
-          <w:szCs w:val="22"/>
-        </w:rPr>
-        <w:t>( Account</w:t>
-      </w:r>
-      <w:proofErr w:type="gramEnd"/>
-      <w:r>
-        <w:rPr>
-          <w:rFonts w:cstheme="minorHAnsi"/>
-          <w:sz w:val="22"/>
-          <w:szCs w:val="22"/>
-        </w:rPr>
-        <w:t xml:space="preserve">_Id Pk, client_Id </w:t>
-      </w:r>
-      <w:proofErr w:type="gramStart"/>
-      <w:r>
-        <w:rPr>
-          <w:rFonts w:cstheme="minorHAnsi"/>
-          <w:sz w:val="22"/>
-          <w:szCs w:val="22"/>
-        </w:rPr>
-        <w:t>Fk</w:t>
+      <w:r>
+        <w:rPr>
+          <w:rFonts w:cstheme="minorHAnsi"/>
+          <w:sz w:val="22"/>
+          <w:szCs w:val="22"/>
+        </w:rPr>
+        <w:t>( Account_Id Pk, client_Id Fk</w:t>
       </w:r>
       <w:r>
         <w:rPr>
@@ -86,7 +67,6 @@
         </w:rPr>
         <w:t>,</w:t>
       </w:r>
-      <w:proofErr w:type="gramEnd"/>
       <w:r>
         <w:rPr>
           <w:rFonts w:cstheme="minorHAnsi"/>
@@ -129,23 +109,13 @@
         </w:rPr>
         <w:t xml:space="preserve"> </w:t>
       </w:r>
-      <w:proofErr w:type="gramStart"/>
-      <w:r>
-        <w:rPr>
-          <w:rFonts w:cstheme="minorHAnsi"/>
-          <w:sz w:val="22"/>
-          <w:szCs w:val="22"/>
-        </w:rPr>
-        <w:t>( Bank</w:t>
-      </w:r>
-      <w:proofErr w:type="gramEnd"/>
-      <w:r>
-        <w:rPr>
-          <w:rFonts w:cstheme="minorHAnsi"/>
-          <w:sz w:val="22"/>
-          <w:szCs w:val="22"/>
-        </w:rPr>
-        <w:t>_Id Pk, Bank_Name, Established_year, Account_Id Fk)</w:t>
+      <w:r>
+        <w:rPr>
+          <w:rFonts w:cstheme="minorHAnsi"/>
+          <w:sz w:val="22"/>
+          <w:szCs w:val="22"/>
+        </w:rPr>
+        <w:t>( Bank_Id Pk, Bank_Name, Established_year, Account_Id Fk)</w:t>
       </w:r>
     </w:p>
     <w:p>
@@ -173,34 +143,14 @@
         </w:rPr>
         <w:t xml:space="preserve"> </w:t>
       </w:r>
-      <w:proofErr w:type="gramStart"/>
-      <w:r>
-        <w:rPr>
-          <w:rFonts w:cstheme="minorHAnsi"/>
-          <w:sz w:val="22"/>
-          <w:szCs w:val="22"/>
-        </w:rPr>
-        <w:t>( Client</w:t>
-      </w:r>
-      <w:proofErr w:type="gramEnd"/>
-      <w:r>
-        <w:rPr>
-          <w:rFonts w:cstheme="minorHAnsi"/>
-          <w:sz w:val="22"/>
-          <w:szCs w:val="22"/>
-        </w:rPr>
-        <w:t xml:space="preserve">_Id Pk, fName, </w:t>
-      </w:r>
-      <w:proofErr w:type="gramStart"/>
-      <w:r>
-        <w:rPr>
-          <w:rFonts w:cstheme="minorHAnsi"/>
-          <w:sz w:val="22"/>
-          <w:szCs w:val="22"/>
-        </w:rPr>
-        <w:t>mName,(</w:t>
-      </w:r>
-      <w:proofErr w:type="gramEnd"/>
+      <w:r>
+        <w:rPr>
+          <w:rFonts w:cstheme="minorHAnsi"/>
+          <w:sz w:val="22"/>
+          <w:szCs w:val="22"/>
+        </w:rPr>
+        <w:t>( Client_Id Pk, fName, mName,(</w:t>
+      </w:r>
       <w:r>
         <w:rPr>
           <w:rFonts w:cstheme="minorHAnsi"/>
@@ -235,23 +185,13 @@
         </w:rPr>
         <w:t xml:space="preserve"> </w:t>
       </w:r>
-      <w:proofErr w:type="gramStart"/>
-      <w:r>
-        <w:rPr>
-          <w:rFonts w:cstheme="minorHAnsi"/>
-          <w:sz w:val="22"/>
-          <w:szCs w:val="22"/>
-        </w:rPr>
-        <w:t>( Wallet</w:t>
-      </w:r>
-      <w:proofErr w:type="gramEnd"/>
-      <w:r>
-        <w:rPr>
-          <w:rFonts w:cstheme="minorHAnsi"/>
-          <w:sz w:val="22"/>
-          <w:szCs w:val="22"/>
-        </w:rPr>
-        <w:t>_Id Pk, Balance, Client_Id Fk)</w:t>
+      <w:r>
+        <w:rPr>
+          <w:rFonts w:cstheme="minorHAnsi"/>
+          <w:sz w:val="22"/>
+          <w:szCs w:val="22"/>
+        </w:rPr>
+        <w:t>( Wallet_Id Pk, Balance, Client_Id Fk)</w:t>
       </w:r>
     </w:p>
     <w:p>
@@ -279,23 +219,13 @@
         </w:rPr>
         <w:t xml:space="preserve"> </w:t>
       </w:r>
-      <w:proofErr w:type="gramStart"/>
-      <w:r>
-        <w:rPr>
-          <w:rFonts w:cstheme="minorHAnsi"/>
-          <w:sz w:val="22"/>
-          <w:szCs w:val="22"/>
-        </w:rPr>
-        <w:t>( Transaction</w:t>
-      </w:r>
-      <w:proofErr w:type="gramEnd"/>
-      <w:r>
-        <w:rPr>
-          <w:rFonts w:cstheme="minorHAnsi"/>
-          <w:sz w:val="22"/>
-          <w:szCs w:val="22"/>
-        </w:rPr>
-        <w:t>_Id Pk, Account_Id Fk, Wallet_Id Fk, Amount, Status, transaction_date, Transaction_type, Sender_account, receiver_account_id</w:t>
+      <w:r>
+        <w:rPr>
+          <w:rFonts w:cstheme="minorHAnsi"/>
+          <w:sz w:val="22"/>
+          <w:szCs w:val="22"/>
+        </w:rPr>
+        <w:t>( Transaction_Id Pk, Account_Id Fk, Wallet_Id Fk, Amount, Status, transaction_date, Transaction_type, Sender_account, receiver_account_id</w:t>
       </w:r>
       <w:r>
         <w:rPr>
@@ -365,23 +295,13 @@
         </w:rPr>
         <w:t xml:space="preserve"> </w:t>
       </w:r>
-      <w:proofErr w:type="gramStart"/>
-      <w:r>
-        <w:rPr>
-          <w:rFonts w:cstheme="minorHAnsi"/>
-          <w:sz w:val="22"/>
-          <w:szCs w:val="22"/>
-        </w:rPr>
-        <w:t>( Device</w:t>
-      </w:r>
-      <w:proofErr w:type="gramEnd"/>
-      <w:r>
-        <w:rPr>
-          <w:rFonts w:cstheme="minorHAnsi"/>
-          <w:sz w:val="22"/>
-          <w:szCs w:val="22"/>
-        </w:rPr>
-        <w:t>_Id Pk, Client_Id Fk, Device_type, Registration_date)</w:t>
+      <w:r>
+        <w:rPr>
+          <w:rFonts w:cstheme="minorHAnsi"/>
+          <w:sz w:val="22"/>
+          <w:szCs w:val="22"/>
+        </w:rPr>
+        <w:t>( Device_Id Pk, Client_Id Fk, Device_type, Registration_date)</w:t>
       </w:r>
     </w:p>
     <w:p>
@@ -409,23 +329,13 @@
         </w:rPr>
         <w:t xml:space="preserve"> </w:t>
       </w:r>
-      <w:proofErr w:type="gramStart"/>
-      <w:r>
-        <w:rPr>
-          <w:rFonts w:cstheme="minorHAnsi"/>
-          <w:sz w:val="22"/>
-          <w:szCs w:val="22"/>
-        </w:rPr>
-        <w:t>( Loan</w:t>
-      </w:r>
-      <w:proofErr w:type="gramEnd"/>
-      <w:r>
-        <w:rPr>
-          <w:rFonts w:cstheme="minorHAnsi"/>
-          <w:sz w:val="22"/>
-          <w:szCs w:val="22"/>
-        </w:rPr>
-        <w:t>_Id Pk, Client_Id Fk, Loan_amount, Loan_status, Payment_date)</w:t>
+      <w:r>
+        <w:rPr>
+          <w:rFonts w:cstheme="minorHAnsi"/>
+          <w:sz w:val="22"/>
+          <w:szCs w:val="22"/>
+        </w:rPr>
+        <w:t>( Loan_Id Pk, Client_Id Fk, Loan_amount, Loan_status, Payment_date)</w:t>
       </w:r>
     </w:p>
     <w:p>
@@ -711,73 +621,33 @@
           <w:sz w:val="22"/>
           <w:szCs w:val="22"/>
         </w:rPr>
-        <w:t xml:space="preserve">1NF – All relations have primary keys and their attributes cannot be broken further </w:t>
-      </w:r>
-      <w:proofErr w:type="gramStart"/>
-      <w:r>
-        <w:rPr>
-          <w:rFonts w:cstheme="minorHAnsi"/>
-          <w:sz w:val="22"/>
-          <w:szCs w:val="22"/>
-        </w:rPr>
-        <w:t>down .</w:t>
-      </w:r>
-      <w:proofErr w:type="gramEnd"/>
-      <w:r>
-        <w:rPr>
-          <w:rFonts w:cstheme="minorHAnsi"/>
-          <w:sz w:val="22"/>
-          <w:szCs w:val="22"/>
-        </w:rPr>
-        <w:t xml:space="preserve"> Hence all relations are in 1NF.</w:t>
-      </w:r>
-    </w:p>
-    <w:p>
-      <w:pPr>
-        <w:rPr>
-          <w:rFonts w:cstheme="minorHAnsi"/>
-          <w:sz w:val="22"/>
-          <w:szCs w:val="22"/>
-        </w:rPr>
-      </w:pPr>
-      <w:r>
-        <w:rPr>
-          <w:rFonts w:cstheme="minorHAnsi"/>
-          <w:sz w:val="22"/>
-          <w:szCs w:val="22"/>
-        </w:rPr>
-        <w:t xml:space="preserve">2NF – All relations have single attribute primary </w:t>
-      </w:r>
-      <w:proofErr w:type="gramStart"/>
-      <w:r>
-        <w:rPr>
-          <w:rFonts w:cstheme="minorHAnsi"/>
-          <w:sz w:val="22"/>
-          <w:szCs w:val="22"/>
-        </w:rPr>
-        <w:t>keys,</w:t>
-      </w:r>
-      <w:proofErr w:type="gramEnd"/>
-      <w:r>
-        <w:rPr>
-          <w:rFonts w:cstheme="minorHAnsi"/>
-          <w:sz w:val="22"/>
-          <w:szCs w:val="22"/>
-        </w:rPr>
-        <w:t xml:space="preserve"> hence no partial dependency </w:t>
-      </w:r>
-      <w:proofErr w:type="spellStart"/>
-      <w:proofErr w:type="gramStart"/>
-      <w:r>
-        <w:rPr>
-          <w:rFonts w:cstheme="minorHAnsi"/>
-          <w:sz w:val="22"/>
-          <w:szCs w:val="22"/>
-        </w:rPr>
-        <w:t>exists.Hence</w:t>
-      </w:r>
-      <w:proofErr w:type="spellEnd"/>
-      <w:proofErr w:type="gramEnd"/>
+        <w:t>1NF – All relations have primary keys and their attributes cannot be broken further down . Hence all relations are in 1NF.</w:t>
+      </w:r>
+    </w:p>
+    <w:p>
+      <w:pPr>
+        <w:rPr>
+          <w:rFonts w:cstheme="minorHAnsi"/>
+          <w:sz w:val="22"/>
+          <w:szCs w:val="22"/>
+        </w:rPr>
+      </w:pPr>
+      <w:r>
+        <w:rPr>
+          <w:rFonts w:cstheme="minorHAnsi"/>
+          <w:sz w:val="22"/>
+          <w:szCs w:val="22"/>
+        </w:rPr>
+        <w:t xml:space="preserve">2NF – All relations have single attribute primary keys, hence no partial dependency </w:t>
+      </w:r>
+      <w:r>
+        <w:rPr>
+          <w:rFonts w:cstheme="minorHAnsi"/>
+          <w:sz w:val="22"/>
+          <w:szCs w:val="22"/>
+        </w:rPr>
+        <w:t>exists. Hence</w:t>
+      </w:r>
       <w:r>
         <w:rPr>
           <w:rFonts w:cstheme="minorHAnsi"/>
